--- a/FORMULARIOS/PRESENTACION_INSTITUCIONAL.docx
+++ b/FORMULARIOS/PRESENTACION_INSTITUCIONAL.docx
@@ -523,31 +523,21 @@
           </w:tcPr>
           <w:p>
             <w:r>
-              <w:rPr>
-                <w:b/>
-              </w:rPr>
               <w:t>📍 Ubicación GPS Exacta Sede</w:t>
               <w:br/>
-              <w:t>• Coordenadas: -25.347093, -57.635810.</w:t>
+              <w:t>• Coordenadas GPS: -25.347093, -57.635810</w:t>
               <w:br/>
-              <w:t>• Dirección: Capitán Figari casi Piribebuy 643, Barrio Kennedy.</w:t>
+              <w:t>• Dirección: Capitán Figari c/ Piribebuy 643, Barrio Kennedy</w:t>
               <w:br/>
-              <w:t>• Ciudad / Distrito: Lambaré (Barrio Kennedy, Dpto. Central).</w:t>
+              <w:t>• Ciudad / Depto.: Lambaré, Depto. Central, Paraguay</w:t>
               <w:br/>
               <w:t>• Teléfono: 0991.978.413</w:t>
               <w:br/>
-              <w:t>• Web: www.fundacionespaciodevida.org.py</w:t>
+              <w:t>• Sitio Web: www.fundacionespaciodevida.org.py</w:t>
               <w:br/>
               <w:t>• Facebook: Fundación Espacio de Vida</w:t>
               <w:br/>
               <w:t>• Instagram: Espacio De Vida Fundación</w:t>
-            </w:r>
-            <w:r/>
-            <w:r/>
-            <w:r>
-              <w:rPr>
-                <w:sz w:val="18"/>
-              </w:rPr>
             </w:r>
           </w:p>
         </w:tc>
